--- a/downloads/handouts/Unit 06/Handout 06.09 - Station Card Black Bean Quesadillas.docx
+++ b/downloads/handouts/Unit 06/Handout 06.09 - Station Card Black Bean Quesadillas.docx
@@ -2635,10 +2635,8 @@
         <w:tblLook w:firstRow="1"/>
       </w:tblPr>
       <w:tblGrid>
-        <w:gridCol w:w="2340"/>
-        <w:gridCol w:w="2340"/>
-        <w:gridCol w:w="2340"/>
-        <w:gridCol w:w="2340"/>
+        <w:gridCol w:w="4680"/>
+        <w:gridCol w:w="4680"/>
       </w:tblGrid>
       <w:tr>
         <w:trPr>
@@ -2646,7 +2644,7 @@
         </w:trPr>
         <w:tc>
           <w:tcPr>
-            <w:tcW w:type="dxa" w:w="2340"/>
+            <w:tcW w:type="dxa" w:w="4680"/>
             <w:tcBorders>
               <w:bottom w:val="single"/>
             </w:tcBorders>
@@ -2664,7 +2662,7 @@
         </w:tc>
         <w:tc>
           <w:tcPr>
-            <w:tcW w:type="dxa" w:w="2340"/>
+            <w:tcW w:type="dxa" w:w="4680"/>
             <w:tcBorders>
               <w:bottom w:val="single"/>
             </w:tcBorders>
@@ -2676,42 +2674,6 @@
               <w:jc w:val="left"/>
             </w:pPr>
             <w:r>
-              <w:t xml:space="preserve">Turkish</w:t>
-            </w:r>
-          </w:p>
-        </w:tc>
-        <w:tc>
-          <w:tcPr>
-            <w:tcW w:type="dxa" w:w="2340"/>
-            <w:tcBorders>
-              <w:bottom w:val="single"/>
-            </w:tcBorders>
-            <w:vAlign w:val="bottom"/>
-          </w:tcPr>
-          <w:p>
-            <w:pPr>
-              <w:pStyle w:val="Compact"/>
-              <w:jc w:val="left"/>
-            </w:pPr>
-            <w:r>
-              <w:t xml:space="preserve">Portuguese</w:t>
-            </w:r>
-          </w:p>
-        </w:tc>
-        <w:tc>
-          <w:tcPr>
-            <w:tcW w:type="dxa" w:w="2340"/>
-            <w:tcBorders>
-              <w:bottom w:val="single"/>
-            </w:tcBorders>
-            <w:vAlign w:val="bottom"/>
-          </w:tcPr>
-          <w:p>
-            <w:pPr>
-              <w:pStyle w:val="Compact"/>
-              <w:jc w:val="left"/>
-            </w:pPr>
-            <w:r>
               <w:t xml:space="preserve">Spanish</w:t>
             </w:r>
           </w:p>
@@ -2720,7 +2682,7 @@
       <w:tr>
         <w:tc>
           <w:tcPr>
-            <w:tcW w:type="dxa" w:w="2340"/>
+            <w:tcW w:type="dxa" w:w="4680"/>
           </w:tcPr>
           <w:p>
             <w:pPr>
@@ -2734,19 +2696,51 @@
         </w:tc>
         <w:tc>
           <w:tcPr>
-            <w:tcW w:type="dxa" w:w="2340"/>
+            <w:tcW w:type="dxa" w:w="4680"/>
           </w:tcPr>
           <w:p/>
         </w:tc>
-        <w:tc>
-          <w:tcPr>
-            <w:tcW w:type="dxa" w:w="2340"/>
+      </w:tr>
+      <w:tr>
+        <w:tc>
+          <w:tcPr>
+            <w:tcW w:type="dxa" w:w="4680"/>
+          </w:tcPr>
+          <w:p>
+            <w:pPr>
+              <w:pStyle w:val="Compact"/>
+              <w:jc w:val="left"/>
+            </w:pPr>
+            <w:r>
+              <w:t xml:space="preserve">Hot</w:t>
+            </w:r>
+          </w:p>
+        </w:tc>
+        <w:tc>
+          <w:tcPr>
+            <w:tcW w:type="dxa" w:w="4680"/>
           </w:tcPr>
           <w:p/>
         </w:tc>
-        <w:tc>
-          <w:tcPr>
-            <w:tcW w:type="dxa" w:w="2340"/>
+      </w:tr>
+      <w:tr>
+        <w:tc>
+          <w:tcPr>
+            <w:tcW w:type="dxa" w:w="4680"/>
+          </w:tcPr>
+          <w:p>
+            <w:pPr>
+              <w:pStyle w:val="Compact"/>
+              <w:jc w:val="left"/>
+            </w:pPr>
+            <w:r>
+              <w:t xml:space="preserve">Next one</w:t>
+            </w:r>
+          </w:p>
+        </w:tc>
+        <w:tc>
+          <w:tcPr>
+            <w:tcW w:type="dxa" w:w="4680"/>
           </w:tcPr>
           <w:p/>
         </w:tc>
@@ -2754,109 +2748,29 @@
       <w:tr>
         <w:tc>
           <w:tcPr>
-            <w:tcW w:type="dxa" w:w="2340"/>
-          </w:tcPr>
-          <w:p>
-            <w:pPr>
-              <w:pStyle w:val="Compact"/>
-              <w:jc w:val="left"/>
-            </w:pPr>
-            <w:r>
-              <w:t xml:space="preserve">Hot</w:t>
-            </w:r>
-          </w:p>
-        </w:tc>
-        <w:tc>
-          <w:tcPr>
-            <w:tcW w:type="dxa" w:w="2340"/>
+            <w:tcW w:type="dxa" w:w="4680"/>
+          </w:tcPr>
+          <w:p>
+            <w:pPr>
+              <w:pStyle w:val="Compact"/>
+              <w:jc w:val="left"/>
+            </w:pPr>
+            <w:r>
+              <w:t xml:space="preserve">Done</w:t>
+            </w:r>
+          </w:p>
+        </w:tc>
+        <w:tc>
+          <w:tcPr>
+            <w:tcW w:type="dxa" w:w="4680"/>
           </w:tcPr>
           <w:p/>
         </w:tc>
-        <w:tc>
-          <w:tcPr>
-            <w:tcW w:type="dxa" w:w="2340"/>
-          </w:tcPr>
-          <w:p/>
-        </w:tc>
-        <w:tc>
-          <w:tcPr>
-            <w:tcW w:type="dxa" w:w="2340"/>
-          </w:tcPr>
-          <w:p/>
-        </w:tc>
-      </w:tr>
-      <w:tr>
-        <w:tc>
-          <w:tcPr>
-            <w:tcW w:type="dxa" w:w="2340"/>
-          </w:tcPr>
-          <w:p>
-            <w:pPr>
-              <w:pStyle w:val="Compact"/>
-              <w:jc w:val="left"/>
-            </w:pPr>
-            <w:r>
-              <w:t xml:space="preserve">Next one</w:t>
-            </w:r>
-          </w:p>
-        </w:tc>
-        <w:tc>
-          <w:tcPr>
-            <w:tcW w:type="dxa" w:w="2340"/>
-          </w:tcPr>
-          <w:p/>
-        </w:tc>
-        <w:tc>
-          <w:tcPr>
-            <w:tcW w:type="dxa" w:w="2340"/>
-          </w:tcPr>
-          <w:p/>
-        </w:tc>
-        <w:tc>
-          <w:tcPr>
-            <w:tcW w:type="dxa" w:w="2340"/>
-          </w:tcPr>
-          <w:p/>
-        </w:tc>
-      </w:tr>
-      <w:tr>
-        <w:tc>
-          <w:tcPr>
-            <w:tcW w:type="dxa" w:w="2340"/>
-          </w:tcPr>
-          <w:p>
-            <w:pPr>
-              <w:pStyle w:val="Compact"/>
-              <w:jc w:val="left"/>
-            </w:pPr>
-            <w:r>
-              <w:t xml:space="preserve">Done</w:t>
-            </w:r>
-          </w:p>
-        </w:tc>
-        <w:tc>
-          <w:tcPr>
-            <w:tcW w:type="dxa" w:w="2340"/>
-          </w:tcPr>
-          <w:p/>
-        </w:tc>
-        <w:tc>
-          <w:tcPr>
-            <w:tcW w:type="dxa" w:w="2340"/>
-          </w:tcPr>
-          <w:p/>
-        </w:tc>
-        <w:tc>
-          <w:tcPr>
-            <w:tcW w:type="dxa" w:w="2340"/>
-          </w:tcPr>
-          <w:p/>
-        </w:tc>
-      </w:tr>
-      <w:tr>
-        <w:tc>
-          <w:tcPr>
-            <w:tcW w:type="dxa" w:w="2340"/>
+      </w:tr>
+      <w:tr>
+        <w:tc>
+          <w:tcPr>
+            <w:tcW w:type="dxa" w:w="4680"/>
           </w:tcPr>
           <w:p>
             <w:pPr>
@@ -2870,19 +2784,7 @@
         </w:tc>
         <w:tc>
           <w:tcPr>
-            <w:tcW w:type="dxa" w:w="2340"/>
-          </w:tcPr>
-          <w:p/>
-        </w:tc>
-        <w:tc>
-          <w:tcPr>
-            <w:tcW w:type="dxa" w:w="2340"/>
-          </w:tcPr>
-          <w:p/>
-        </w:tc>
-        <w:tc>
-          <w:tcPr>
-            <w:tcW w:type="dxa" w:w="2340"/>
+            <w:tcW w:type="dxa" w:w="4680"/>
           </w:tcPr>
           <w:p/>
         </w:tc>

--- a/downloads/handouts/Unit 06/Handout 06.09 - Station Card Black Bean Quesadillas.docx
+++ b/downloads/handouts/Unit 06/Handout 06.09 - Station Card Black Bean Quesadillas.docx
@@ -71,7 +71,7 @@
         <w:t xml:space="preserve"> </w:t>
       </w:r>
       <w:r>
-        <w:t xml:space="preserve">Eight quesadillas, two skillets, three minutes each. If both skillets stay full for the whole cook phase, you are done by minute 24. Every minute a skillet sits empty is a minute added to the end.</w:t>
+        <w:t xml:space="preserve">(Throughput means how many come off the line per minute.) Eight quesadillas, two skillets, three minutes each. If both skillets stay full for the whole cook phase, you are done by minute 24. Every minute a skillet sits empty is a minute added to the end.</w:t>
       </w:r>
     </w:p>
     <w:p>
@@ -1060,7 +1060,7 @@
         <w:pStyle w:val="Compact"/>
       </w:pPr>
       <w:r>
-        <w:t xml:space="preserve">Everybody: mise en place done before any tortilla touches a skillet.</w:t>
+        <w:t xml:space="preserve">Everybody: mise en place (everything measured and in place) done before any tortilla touches a skillet.</w:t>
       </w:r>
     </w:p>
     <w:p>
@@ -2847,10 +2847,7 @@
         <w:t xml:space="preserve">soy</w:t>
       </w:r>
       <w:r>
-        <w:t xml:space="preserve"> </w:t>
-      </w:r>
-      <w:r>
-        <w:t xml:space="preserve">lecithin, and some salsas carry a shared-equipment statement. If you have an allergy on the nurse’s list, I have already set your role and your portion, and your quesadilla is cooked first in a clean skillet. Come see me before the timer starts.</w:t>
+        <w:t xml:space="preserve">, and some salsas carry a shared-equipment warning. If you have an allergy on the nurse’s list, I have already set your role and your portion. Your quesadilla is cooked first, in a clean skillet. Come see me before the timer starts.</w:t>
       </w:r>
     </w:p>
     <w:p>
@@ -3256,7 +3253,7 @@
         <w:pStyle w:val="BodyText"/>
       </w:pPr>
       <w:r>
-        <w:t xml:space="preserve">Most unprepared grocery food is exempt from New York State sales tax.</w:t>
+        <w:t xml:space="preserve">Most plain grocery food has no New York State sales tax.</w:t>
       </w:r>
     </w:p>
     <w:p>
@@ -3635,7 +3632,7 @@
         <w:t xml:space="preserve"> </w:t>
       </w:r>
       <w:r>
-        <w:t xml:space="preserve">a quesadilla made on a plate in the microwave, 45 seconds. The cheese melts, the tortilla does not brown. Compare it to the skillet version and answer the Lesson 6.6 question: which family of heat did the microwave use, and what did the food lose?</w:t>
+        <w:t xml:space="preserve">a quesadilla made on a plate in the microwave, 45 seconds. The cheese melts, but the tortilla does not brown. Compare it to the skillet version. Then answer two Lesson 6.6 questions: (a) Which family of heat did the microwave use? (b) What did the food lose?</w:t>
       </w:r>
     </w:p>
     <w:sectPr>
